--- a/Web Gun.docx
+++ b/Web Gun.docx
@@ -610,49 +610,6 @@
           <w:sz w:val="24"/>
           <w:szCs w:val="24"/>
         </w:rPr>
-        <w:t>Sanity Creator</w:t>
-      </w:r>
-      <w:r>
-        <w:rPr>
-          <w:i/>
-          <w:iCs/>
-          <w:color w:val="0B5CAD"/>
-          <w:sz w:val="20"/>
-          <w:szCs w:val="20"/>
-        </w:rPr>
-        <w:t xml:space="preserve">   [Da creare]</w:t>
-      </w:r>
-    </w:p>
-    <w:p>
-      <w:pPr>
-        <w:spacing w:after="80"/>
-        <w:ind w:left="360"/>
-      </w:pPr>
-      <w:r>
-        <w:t>Configura il CMS (Sanity) per i contenuti modificabili dal cliente (dal flow sulla foto, non era nel documento). Così il cliente aggiorna testi e prodotti senza toccare il codice.</w:t>
-      </w:r>
-    </w:p>
-    <w:p>
-      <w:pPr>
-        <w:spacing w:before="200" w:after="40"/>
-      </w:pPr>
-      <w:r>
-        <w:rPr>
-          <w:b/>
-          <w:bCs/>
-          <w:sz w:val="24"/>
-          <w:szCs w:val="24"/>
-        </w:rPr>
-        <w:t xml:space="preserve">12. </w:t>
-      </w:r>
-      <w:r>
-        <w:rPr>
-          <w:b/>
-          <w:bCs/>
-          <w:color w:val="0B5CAD"/>
-          <w:sz w:val="24"/>
-          <w:szCs w:val="24"/>
-        </w:rPr>
         <w:t>AI Specialist</w:t>
       </w:r>
       <w:r>
@@ -699,50 +656,50 @@
           <w:sz w:val="24"/>
           <w:szCs w:val="24"/>
         </w:rPr>
+        <w:t xml:space="preserve">12. </w:t>
+      </w:r>
+      <w:r>
+        <w:rPr>
+          <w:b/>
+          <w:bCs/>
+          <w:color w:val="0B5CAD"/>
+          <w:sz w:val="24"/>
+          <w:szCs w:val="24"/>
+        </w:rPr>
+        <w:t>Flow Sentinel</w:t>
+      </w:r>
+      <w:r>
+        <w:rPr>
+          <w:i/>
+          <w:iCs/>
+          <w:color w:val="0B5CAD"/>
+          <w:sz w:val="20"/>
+          <w:szCs w:val="20"/>
+        </w:rPr>
+        <w:t xml:space="preserve">   [Da creare]</w:t>
+      </w:r>
+    </w:p>
+    <w:p>
+      <w:pPr>
+        <w:spacing w:after="80"/>
+        <w:ind w:left="360"/>
+      </w:pPr>
+      <w:r>
+        <w:t>Genera ed esegue test End-to-End con Playwright sui flussi critici (carrello, checkout, login) prima del lancio. Se il checkout si rompe, lo scopre lui e non il cliente.</w:t>
+      </w:r>
+    </w:p>
+    <w:p>
+      <w:pPr>
+        <w:spacing w:before="200" w:after="40"/>
+      </w:pPr>
+      <w:r>
+        <w:rPr>
+          <w:b/>
+          <w:bCs/>
+          <w:sz w:val="24"/>
+          <w:szCs w:val="24"/>
+        </w:rPr>
         <w:t xml:space="preserve">13. </w:t>
-      </w:r>
-      <w:r>
-        <w:rPr>
-          <w:b/>
-          <w:bCs/>
-          <w:color w:val="0B5CAD"/>
-          <w:sz w:val="24"/>
-          <w:szCs w:val="24"/>
-        </w:rPr>
-        <w:t>Flow Sentinel</w:t>
-      </w:r>
-      <w:r>
-        <w:rPr>
-          <w:i/>
-          <w:iCs/>
-          <w:color w:val="0B5CAD"/>
-          <w:sz w:val="20"/>
-          <w:szCs w:val="20"/>
-        </w:rPr>
-        <w:t xml:space="preserve">   [Da creare]</w:t>
-      </w:r>
-    </w:p>
-    <w:p>
-      <w:pPr>
-        <w:spacing w:after="80"/>
-        <w:ind w:left="360"/>
-      </w:pPr>
-      <w:r>
-        <w:t>Genera ed esegue test End-to-End con Playwright sui flussi critici (carrello, checkout, login) prima del lancio. Se il checkout si rompe, lo scopre lui e non il cliente.</w:t>
-      </w:r>
-    </w:p>
-    <w:p>
-      <w:pPr>
-        <w:spacing w:before="200" w:after="40"/>
-      </w:pPr>
-      <w:r>
-        <w:rPr>
-          <w:b/>
-          <w:bCs/>
-          <w:sz w:val="24"/>
-          <w:szCs w:val="24"/>
-        </w:rPr>
-        <w:t xml:space="preserve">14. </w:t>
       </w:r>
       <w:r>
         <w:rPr>
@@ -798,50 +755,50 @@
           <w:sz w:val="24"/>
           <w:szCs w:val="24"/>
         </w:rPr>
+        <w:t xml:space="preserve">14. </w:t>
+      </w:r>
+      <w:r>
+        <w:rPr>
+          <w:b/>
+          <w:bCs/>
+          <w:color w:val="0B5CAD"/>
+          <w:sz w:val="24"/>
+          <w:szCs w:val="24"/>
+        </w:rPr>
+        <w:t>Cyber Shield</w:t>
+      </w:r>
+      <w:r>
+        <w:rPr>
+          <w:i/>
+          <w:iCs/>
+          <w:color w:val="0B5CAD"/>
+          <w:sz w:val="20"/>
+          <w:szCs w:val="20"/>
+        </w:rPr>
+        <w:t xml:space="preserve">   [Da creare]</w:t>
+      </w:r>
+    </w:p>
+    <w:p>
+      <w:pPr>
+        <w:spacing w:after="80"/>
+        <w:ind w:left="360"/>
+      </w:pPr>
+      <w:r>
+        <w:t>Specializzato in cybersecurity: verifica vulnerabilità, permessi, esposizione di dati e configurazioni pericolose prima della messa online.</w:t>
+      </w:r>
+    </w:p>
+    <w:p>
+      <w:pPr>
+        <w:spacing w:before="200" w:after="40"/>
+      </w:pPr>
+      <w:r>
+        <w:rPr>
+          <w:b/>
+          <w:bCs/>
+          <w:sz w:val="24"/>
+          <w:szCs w:val="24"/>
+        </w:rPr>
         <w:t xml:space="preserve">15. </w:t>
-      </w:r>
-      <w:r>
-        <w:rPr>
-          <w:b/>
-          <w:bCs/>
-          <w:color w:val="0B5CAD"/>
-          <w:sz w:val="24"/>
-          <w:szCs w:val="24"/>
-        </w:rPr>
-        <w:t>Cyber Shield</w:t>
-      </w:r>
-      <w:r>
-        <w:rPr>
-          <w:i/>
-          <w:iCs/>
-          <w:color w:val="0B5CAD"/>
-          <w:sz w:val="20"/>
-          <w:szCs w:val="20"/>
-        </w:rPr>
-        <w:t xml:space="preserve">   [Da creare]</w:t>
-      </w:r>
-    </w:p>
-    <w:p>
-      <w:pPr>
-        <w:spacing w:after="80"/>
-        <w:ind w:left="360"/>
-      </w:pPr>
-      <w:r>
-        <w:t>Specializzato in cybersecurity: verifica vulnerabilità, permessi, esposizione di dati e configurazioni pericolose prima della messa online.</w:t>
-      </w:r>
-    </w:p>
-    <w:p>
-      <w:pPr>
-        <w:spacing w:before="200" w:after="40"/>
-      </w:pPr>
-      <w:r>
-        <w:rPr>
-          <w:b/>
-          <w:bCs/>
-          <w:sz w:val="24"/>
-          <w:szCs w:val="24"/>
-        </w:rPr>
-        <w:t xml:space="preserve">16. </w:t>
       </w:r>
       <w:r>
         <w:rPr>
@@ -897,50 +854,50 @@
           <w:sz w:val="24"/>
           <w:szCs w:val="24"/>
         </w:rPr>
+        <w:t xml:space="preserve">16. </w:t>
+      </w:r>
+      <w:r>
+        <w:rPr>
+          <w:b/>
+          <w:bCs/>
+          <w:color w:val="0B5CAD"/>
+          <w:sz w:val="24"/>
+          <w:szCs w:val="24"/>
+        </w:rPr>
+        <w:t>Launchpad</w:t>
+      </w:r>
+      <w:r>
+        <w:rPr>
+          <w:i/>
+          <w:iCs/>
+          <w:color w:val="0B5CAD"/>
+          <w:sz w:val="20"/>
+          <w:szCs w:val="20"/>
+        </w:rPr>
+        <w:t xml:space="preserve">   [Da creare]</w:t>
+      </w:r>
+    </w:p>
+    <w:p>
+      <w:pPr>
+        <w:spacing w:after="80"/>
+        <w:ind w:left="360"/>
+      </w:pPr>
+      <w:r>
+        <w:t>Deployment 1-click su Vercel/Cloudflare con DNS, domini e certificati SSL. L'ultimo miglio: dal codice al sito online.</w:t>
+      </w:r>
+    </w:p>
+    <w:p>
+      <w:pPr>
+        <w:spacing w:before="200" w:after="40"/>
+      </w:pPr>
+      <w:r>
+        <w:rPr>
+          <w:b/>
+          <w:bCs/>
+          <w:sz w:val="24"/>
+          <w:szCs w:val="24"/>
+        </w:rPr>
         <w:t xml:space="preserve">17. </w:t>
-      </w:r>
-      <w:r>
-        <w:rPr>
-          <w:b/>
-          <w:bCs/>
-          <w:color w:val="0B5CAD"/>
-          <w:sz w:val="24"/>
-          <w:szCs w:val="24"/>
-        </w:rPr>
-        <w:t>Launchpad</w:t>
-      </w:r>
-      <w:r>
-        <w:rPr>
-          <w:i/>
-          <w:iCs/>
-          <w:color w:val="0B5CAD"/>
-          <w:sz w:val="20"/>
-          <w:szCs w:val="20"/>
-        </w:rPr>
-        <w:t xml:space="preserve">   [Da creare]</w:t>
-      </w:r>
-    </w:p>
-    <w:p>
-      <w:pPr>
-        <w:spacing w:after="80"/>
-        <w:ind w:left="360"/>
-      </w:pPr>
-      <w:r>
-        <w:t>Deployment 1-click su Vercel/Cloudflare con DNS, domini e certificati SSL. L'ultimo miglio: dal codice al sito online.</w:t>
-      </w:r>
-    </w:p>
-    <w:p>
-      <w:pPr>
-        <w:spacing w:before="200" w:after="40"/>
-      </w:pPr>
-      <w:r>
-        <w:rPr>
-          <w:b/>
-          <w:bCs/>
-          <w:sz w:val="24"/>
-          <w:szCs w:val="24"/>
-        </w:rPr>
-        <w:t xml:space="preserve">18. </w:t>
       </w:r>
       <w:r>
         <w:rPr>

--- a/Web Gun.docx
+++ b/Web Gun.docx
@@ -490,7 +490,7 @@
           <w:sz w:val="20"/>
           <w:szCs w:val="20"/>
         </w:rPr>
-        <w:t xml:space="preserve">   [In arrivo dagli amici]</w:t>
+        <w:t xml:space="preserve">   [In arrivo dagli amici]   // NON esiste: i componenti si scrivono a mano dietro src/components/ui (deroga DECISIONI.md §21)</w:t>
       </w:r>
     </w:p>
     <w:p>
@@ -563,7 +563,7 @@
         <w:rPr>
           <w:b/>
           <w:bCs/>
-          <w:color w:val="0B5CAD"/>
+          <w:color w:val="1E8A3C"/>
           <w:sz w:val="24"/>
           <w:szCs w:val="24"/>
         </w:rPr>
@@ -573,11 +573,11 @@
         <w:rPr>
           <w:i/>
           <w:iCs/>
-          <w:color w:val="0B5CAD"/>
-          <w:sz w:val="20"/>
-          <w:szCs w:val="20"/>
-        </w:rPr>
-        <w:t xml:space="preserve">   [Da creare]</w:t>
+          <w:color w:val="1E8A3C"/>
+          <w:sz w:val="20"/>
+          <w:szCs w:val="20"/>
+        </w:rPr>
+        <w:t xml:space="preserve">   [Ce l'ho]   // FATTO — v1.0, due collaudi (e-commerce e accademia), 105 test, gate 7/7</w:t>
       </w:r>
     </w:p>
     <w:p>
@@ -662,7 +662,7 @@
         <w:rPr>
           <w:b/>
           <w:bCs/>
-          <w:color w:val="0B5CAD"/>
+          <w:color w:val="1E8A3C"/>
           <w:sz w:val="24"/>
           <w:szCs w:val="24"/>
         </w:rPr>
@@ -672,11 +672,11 @@
         <w:rPr>
           <w:i/>
           <w:iCs/>
-          <w:color w:val="0B5CAD"/>
-          <w:sz w:val="20"/>
-          <w:szCs w:val="20"/>
-        </w:rPr>
-        <w:t xml:space="preserve">   [Da creare]</w:t>
+          <w:color w:val="1E8A3C"/>
+          <w:sz w:val="20"/>
+          <w:szCs w:val="20"/>
+        </w:rPr>
+        <w:t xml:space="preserve">   [Ce l'ho]   // FATTO — costruita, collaudata e usata su un progetto vero (P3): 106 test, gate 7/7</w:t>
       </w:r>
     </w:p>
     <w:p>

--- a/Web Gun.docx
+++ b/Web Gun.docx
@@ -456,7 +456,7 @@
         <w:ind w:left="360"/>
       </w:pPr>
       <w:r>
-        <w:t>Progetta lo schema del database: tabelle, relazioni, vincoli, indici, RLS e seed. Si parte da qui perché in un e-commerce i dati (prodotti, ordini, utenti) sono le fondamenta. Tre leggi: il modello prima del DDL (riformula il dominio in italiano e si ferma finché non ottiene conferma), il database è il giudice (nessuna migrazione è valida se non è stata applicata davvero su un database pulito e passata a otto controlli deterministici), nessuna tabella nuda (RLS attiva alla nascita: su Supabase una tabella senza RLS è pubblicata su internet). Evolve gli schemi esistenti in expand-contract, con analisi di impatto sui dati veri e checkpoint umano su ogni distruttivo.</w:t>
+        <w:t>Progetta lo schema del database: tabelle, relazioni, vincoli, indici, RLS e seed. Si parte da qui perché in un e-commerce i dati (prodotti, ordini, utenti) sono le fondamenta. Tre leggi: il modello prima del DDL (riformula il dominio in italiano e si ferma finché non ottiene conferma), il database è il giudice (nessuna migrazione è valida se non è stata applicata davvero su un database pulito e passata a nove controlli deterministici), nessuna tabella nuda (RLS attiva alla nascita: su Supabase una tabella senza RLS è pubblicata su internet). Evolve gli schemi esistenti in expand-contract, con analisi di impatto sui dati veri e checkpoint umano su ogni distruttivo.</w:t>
       </w:r>
     </w:p>
     <w:p>
@@ -676,7 +676,7 @@
           <w:sz w:val="20"/>
           <w:szCs w:val="20"/>
         </w:rPr>
-        <w:t xml:space="preserve">   [Ce l'ho]   // FATTO — costruita, collaudata e usata su un progetto vero (P3): 106 test, gate 7/7</w:t>
+        <w:t xml:space="preserve">   [Ce l'ho]   // FATTO — costruita, collaudata e usata su un progetto vero (P3): 108 test, gate 7/7</w:t>
       </w:r>
     </w:p>
     <w:p>
@@ -705,7 +705,7 @@
         <w:rPr>
           <w:b/>
           <w:bCs/>
-          <w:color w:val="0B5CAD"/>
+          <w:color w:val="1E8A3C"/>
           <w:sz w:val="24"/>
           <w:szCs w:val="24"/>
         </w:rPr>
@@ -715,20 +715,20 @@
         <w:rPr>
           <w:i/>
           <w:iCs/>
-          <w:color w:val="0B5CAD"/>
-          <w:sz w:val="20"/>
-          <w:szCs w:val="20"/>
-        </w:rPr>
-        <w:t xml:space="preserve">   [Da creare]</w:t>
-      </w:r>
-    </w:p>
-    <w:p>
-      <w:pPr>
-        <w:spacing w:after="80"/>
-        <w:ind w:left="360"/>
-      </w:pPr>
-      <w:r>
-        <w:t>Ottimizza velocità, SEO, metatag e performance puntando al 100/100 Lighthouse. Va lanciato a sito completo, perché ottimizzare prima è lavoro sprecato.</w:t>
+          <w:color w:val="1E8A3C"/>
+          <w:sz w:val="20"/>
+          <w:szCs w:val="20"/>
+        </w:rPr>
+        <w:t xml:space="preserve">   [Ce l'ho]   // FATTO — costruita e collaudata in modo avversario il 30/07/2026: 73 test, gate 7/7, 17 difetti trovati nella skill stessa</w:t>
+      </w:r>
+    </w:p>
+    <w:p>
+      <w:pPr>
+        <w:spacing w:after="80"/>
+        <w:ind w:left="360"/>
+      </w:pPr>
+      <w:r>
+        <w:t>Ottimizza velocità, SEO, metatag e performance puntando al 100/100 Lighthouse. Va lanciato a sito completo, perché ottimizzare prima è lavoro sprecato. Tre leggi: si misura una build di produzione (mai un server di sviluppo, e il gate confronta il BUILD_ID per non misurare l'app di un altro progetto), ogni ottimizzazione si applica una alla volta rimisurando e rilanciando la batteria E2E, e le pagine che contano con le loro soglie stanno in un contratto firmato da chi decide. Verifica i metatag nell'HTML servito, non nel sorgente.</w:t>
       </w:r>
     </w:p>
     <w:p>
